--- a/Sprints/Sprint Review/Sprint Review Uke 11.docx
+++ b/Sprints/Sprint Review/Sprint Review Uke 11.docx
@@ -151,10 +151,7 @@
         <w:t>Sprintmål (</w:t>
       </w:r>
       <w:r>
-        <w:t xml:space="preserve">Iterasjon </w:t>
-      </w:r>
-      <w:r>
-        <w:t>9</w:t>
+        <w:t>Uke 11</w:t>
       </w:r>
       <w:r>
         <w:t>):</w:t>
@@ -635,9 +632,8 @@
           <w:szCs w:val="22"/>
           <w:lang w:val="en-GB"/>
         </w:rPr>
-        <w:t xml:space="preserve">– Add functionality to the </w:t>
-      </w:r>
-      <w:proofErr w:type="spellStart"/>
+        <w:t>– Add functionality to the s</w:t>
+      </w:r>
       <w:r>
         <w:rPr>
           <w:rStyle w:val="ng-star-inserted1"/>
@@ -646,28 +642,7 @@
           <w:szCs w:val="22"/>
           <w:lang w:val="en-GB"/>
         </w:rPr>
-        <w:t>s</w:t>
-      </w:r>
-      <w:r>
-        <w:rPr>
-          <w:rStyle w:val="ng-star-inserted1"/>
-          <w:rFonts w:eastAsiaTheme="majorEastAsia" w:cs="Arial"/>
-          <w:sz w:val="22"/>
-          <w:szCs w:val="22"/>
-          <w:lang w:val="en-GB"/>
-        </w:rPr>
-        <w:t>hipinfo</w:t>
-      </w:r>
-      <w:proofErr w:type="spellEnd"/>
-      <w:r>
-        <w:rPr>
-          <w:rStyle w:val="ng-star-inserted1"/>
-          <w:rFonts w:eastAsiaTheme="majorEastAsia" w:cs="Arial"/>
-          <w:sz w:val="22"/>
-          <w:szCs w:val="22"/>
-          <w:lang w:val="en-GB"/>
-        </w:rPr>
-        <w:t xml:space="preserve"> component.</w:t>
+        <w:t>hipinfo component.</w:t>
       </w:r>
     </w:p>
     <w:p>
@@ -690,25 +665,7 @@
           <w:szCs w:val="22"/>
           <w:lang w:val="en-GB"/>
         </w:rPr>
-        <w:t xml:space="preserve">#17 – Upgrade the sidebar component to be </w:t>
-      </w:r>
-      <w:proofErr w:type="gramStart"/>
-      <w:r>
-        <w:rPr>
-          <w:sz w:val="22"/>
-          <w:szCs w:val="22"/>
-          <w:lang w:val="en-GB"/>
-        </w:rPr>
-        <w:t>a</w:t>
-      </w:r>
-      <w:proofErr w:type="gramEnd"/>
-      <w:r>
-        <w:rPr>
-          <w:sz w:val="22"/>
-          <w:szCs w:val="22"/>
-          <w:lang w:val="en-GB"/>
-        </w:rPr>
-        <w:t xml:space="preserve"> expandable list</w:t>
+        <w:t>#17 – Upgrade the sidebar component to be a expandable list</w:t>
       </w:r>
       <w:r>
         <w:rPr>
@@ -725,6 +682,7 @@
         <w:rPr>
           <w:sz w:val="22"/>
           <w:szCs w:val="22"/>
+          <w:lang w:val="en-US"/>
         </w:rPr>
       </w:pPr>
     </w:p>
@@ -796,8 +754,8 @@
     </w:p>
     <w:p/>
     <w:sectPr>
-      <w:headerReference w:type="default" r:id="rId5"/>
-      <w:footerReference w:type="default" r:id="rId6"/>
+      <w:headerReference w:type="default" r:id="rId7"/>
+      <w:footerReference w:type="default" r:id="rId8"/>
       <w:pgSz w:w="11900" w:h="16840"/>
       <w:pgMar w:top="1417" w:right="1417" w:bottom="1417" w:left="1417" w:header="708" w:footer="708" w:gutter="0"/>
       <w:cols w:space="708"/>
@@ -807,6 +765,25 @@
 </w:document>
 </file>
 
+<file path=word/endnotes.xml><?xml version="1.0" encoding="utf-8"?>
+<w:endnotes xmlns:wpc="http://schemas.microsoft.com/office/word/2010/wordprocessingCanvas" xmlns:cx="http://schemas.microsoft.com/office/drawing/2014/chartex" xmlns:cx1="http://schemas.microsoft.com/office/drawing/2015/9/8/chartex" xmlns:cx2="http://schemas.microsoft.com/office/drawing/2015/10/21/chartex" xmlns:cx3="http://schemas.microsoft.com/office/drawing/2016/5/9/chartex" xmlns:cx4="http://schemas.microsoft.com/office/drawing/2016/5/10/chartex" xmlns:cx5="http://schemas.microsoft.com/office/drawing/2016/5/11/chartex" xmlns:cx6="http://schemas.microsoft.com/office/drawing/2016/5/12/chartex" xmlns:cx7="http://schemas.microsoft.com/office/drawing/2016/5/13/chartex" xmlns:cx8="http://schemas.microsoft.com/office/drawing/2016/5/14/chartex" xmlns:mc="http://schemas.openxmlformats.org/markup-compatibility/2006" xmlns:aink="http://schemas.microsoft.com/office/drawing/2016/ink" xmlns:am3d="http://schemas.microsoft.com/office/drawing/2017/model3d" xmlns:o="urn:schemas-microsoft-com:office:office" xmlns:oel="http://schemas.microsoft.com/office/2019/extlst" xmlns:r="http://schemas.openxmlformats.org/officeDocument/2006/relationships" xmlns:m="http://schemas.openxmlformats.org/officeDocument/2006/math" xmlns:v="urn:schemas-microsoft-com:vml" xmlns:wp14="http://schemas.microsoft.com/office/word/2010/wordprocessingDrawing" xmlns:wp="http://schemas.openxmlformats.org/drawingml/2006/wordprocessingDrawing" xmlns:w10="urn:schemas-microsoft-com:office:word" xmlns:w="http://schemas.openxmlformats.org/wordprocessingml/2006/main" xmlns:w14="http://schemas.microsoft.com/office/word/2010/wordml" xmlns:w15="http://schemas.microsoft.com/office/word/2012/wordml" xmlns:w16cex="http://schemas.microsoft.com/office/word/2018/wordml/cex" xmlns:w16cid="http://schemas.microsoft.com/office/word/2016/wordml/cid" xmlns:w16="http://schemas.microsoft.com/office/word/2018/wordml" xmlns:w16du="http://schemas.microsoft.com/office/word/2023/wordml/word16du" xmlns:w16sdtdh="http://schemas.microsoft.com/office/word/2020/wordml/sdtdatahash" xmlns:w16sdtfl="http://schemas.microsoft.com/office/word/2024/wordml/sdtformatlock" xmlns:w16se="http://schemas.microsoft.com/office/word/2015/wordml/symex" xmlns:wpg="http://schemas.microsoft.com/office/word/2010/wordprocessingGroup" xmlns:wpi="http://schemas.microsoft.com/office/word/2010/wordprocessingInk" xmlns:wne="http://schemas.microsoft.com/office/word/2006/wordml" xmlns:wps="http://schemas.microsoft.com/office/word/2010/wordprocessingShape" mc:Ignorable="w14 w15 w16se w16cid w16 w16cex w16sdtdh w16sdtfl w16du wp14">
+  <w:endnote w:type="separator" w:id="-1">
+    <w:p>
+      <w:r>
+        <w:separator/>
+      </w:r>
+    </w:p>
+  </w:endnote>
+  <w:endnote w:type="continuationSeparator" w:id="0">
+    <w:p>
+      <w:r>
+        <w:continuationSeparator/>
+      </w:r>
+    </w:p>
+  </w:endnote>
+</w:endnotes>
+</file>
+
 <file path=word/footer1.xml><?xml version="1.0" encoding="utf-8"?>
 <w:ftr xmlns:wpc="http://schemas.microsoft.com/office/word/2010/wordprocessingCanvas" xmlns:cx="http://schemas.microsoft.com/office/drawing/2014/chartex" xmlns:cx1="http://schemas.microsoft.com/office/drawing/2015/9/8/chartex" xmlns:cx2="http://schemas.microsoft.com/office/drawing/2015/10/21/chartex" xmlns:cx3="http://schemas.microsoft.com/office/drawing/2016/5/9/chartex" xmlns:cx4="http://schemas.microsoft.com/office/drawing/2016/5/10/chartex" xmlns:cx5="http://schemas.microsoft.com/office/drawing/2016/5/11/chartex" xmlns:cx6="http://schemas.microsoft.com/office/drawing/2016/5/12/chartex" xmlns:cx7="http://schemas.microsoft.com/office/drawing/2016/5/13/chartex" xmlns:cx8="http://schemas.microsoft.com/office/drawing/2016/5/14/chartex" xmlns:mc="http://schemas.openxmlformats.org/markup-compatibility/2006" xmlns:aink="http://schemas.microsoft.com/office/drawing/2016/ink" xmlns:am3d="http://schemas.microsoft.com/office/drawing/2017/model3d" xmlns:o="urn:schemas-microsoft-com:office:office" xmlns:oel="http://schemas.microsoft.com/office/2019/extlst" xmlns:r="http://schemas.openxmlformats.org/officeDocument/2006/relationships" xmlns:m="http://schemas.openxmlformats.org/officeDocument/2006/math" xmlns:v="urn:schemas-microsoft-com:vml" xmlns:wp14="http://schemas.microsoft.com/office/word/2010/wordprocessingDrawing" xmlns:wp="http://schemas.openxmlformats.org/drawingml/2006/wordprocessingDrawing" xmlns:w10="urn:schemas-microsoft-com:office:word" xmlns:w="http://schemas.openxmlformats.org/wordprocessingml/2006/main" xmlns:w14="http://schemas.microsoft.com/office/word/2010/wordml" xmlns:w15="http://schemas.microsoft.com/office/word/2012/wordml" xmlns:w16cex="http://schemas.microsoft.com/office/word/2018/wordml/cex" xmlns:w16cid="http://schemas.microsoft.com/office/word/2016/wordml/cid" xmlns:w16="http://schemas.microsoft.com/office/word/2018/wordml" xmlns:w16du="http://schemas.microsoft.com/office/word/2023/wordml/word16du" xmlns:w16sdtdh="http://schemas.microsoft.com/office/word/2020/wordml/sdtdatahash" xmlns:w16sdtfl="http://schemas.microsoft.com/office/word/2024/wordml/sdtformatlock" xmlns:w16se="http://schemas.microsoft.com/office/word/2015/wordml/symex" xmlns:wpg="http://schemas.microsoft.com/office/word/2010/wordprocessingGroup" xmlns:wpi="http://schemas.microsoft.com/office/word/2010/wordprocessingInk" xmlns:wne="http://schemas.microsoft.com/office/word/2006/wordml" xmlns:wps="http://schemas.microsoft.com/office/word/2010/wordprocessingShape" mc:Ignorable="w14 w15 w16se w16cid w16 w16cex w16sdtdh w16sdtfl w16du wp14">
   <w:p>
@@ -820,7 +797,7 @@
       <mc:AlternateContent>
         <mc:Choice Requires="wps">
           <w:drawing>
-            <wp:anchor distT="0" distB="0" distL="114300" distR="114300" simplePos="0" relativeHeight="251659264" behindDoc="0" locked="0" layoutInCell="1" allowOverlap="1" wp14:anchorId="05829148" wp14:editId="7D0C321F">
+            <wp:anchor distT="0" distB="0" distL="114300" distR="114300" simplePos="0" relativeHeight="251657728" behindDoc="0" locked="0" layoutInCell="1" allowOverlap="1" wp14:anchorId="05829148" wp14:editId="7D0C321F">
               <wp:simplePos x="0" y="0"/>
               <wp:positionH relativeFrom="column">
                 <wp:posOffset>0</wp:posOffset>
@@ -880,6 +857,25 @@
 </w:ftr>
 </file>
 
+<file path=word/footnotes.xml><?xml version="1.0" encoding="utf-8"?>
+<w:footnotes xmlns:wpc="http://schemas.microsoft.com/office/word/2010/wordprocessingCanvas" xmlns:cx="http://schemas.microsoft.com/office/drawing/2014/chartex" xmlns:cx1="http://schemas.microsoft.com/office/drawing/2015/9/8/chartex" xmlns:cx2="http://schemas.microsoft.com/office/drawing/2015/10/21/chartex" xmlns:cx3="http://schemas.microsoft.com/office/drawing/2016/5/9/chartex" xmlns:cx4="http://schemas.microsoft.com/office/drawing/2016/5/10/chartex" xmlns:cx5="http://schemas.microsoft.com/office/drawing/2016/5/11/chartex" xmlns:cx6="http://schemas.microsoft.com/office/drawing/2016/5/12/chartex" xmlns:cx7="http://schemas.microsoft.com/office/drawing/2016/5/13/chartex" xmlns:cx8="http://schemas.microsoft.com/office/drawing/2016/5/14/chartex" xmlns:mc="http://schemas.openxmlformats.org/markup-compatibility/2006" xmlns:aink="http://schemas.microsoft.com/office/drawing/2016/ink" xmlns:am3d="http://schemas.microsoft.com/office/drawing/2017/model3d" xmlns:o="urn:schemas-microsoft-com:office:office" xmlns:oel="http://schemas.microsoft.com/office/2019/extlst" xmlns:r="http://schemas.openxmlformats.org/officeDocument/2006/relationships" xmlns:m="http://schemas.openxmlformats.org/officeDocument/2006/math" xmlns:v="urn:schemas-microsoft-com:vml" xmlns:wp14="http://schemas.microsoft.com/office/word/2010/wordprocessingDrawing" xmlns:wp="http://schemas.openxmlformats.org/drawingml/2006/wordprocessingDrawing" xmlns:w10="urn:schemas-microsoft-com:office:word" xmlns:w="http://schemas.openxmlformats.org/wordprocessingml/2006/main" xmlns:w14="http://schemas.microsoft.com/office/word/2010/wordml" xmlns:w15="http://schemas.microsoft.com/office/word/2012/wordml" xmlns:w16cex="http://schemas.microsoft.com/office/word/2018/wordml/cex" xmlns:w16cid="http://schemas.microsoft.com/office/word/2016/wordml/cid" xmlns:w16="http://schemas.microsoft.com/office/word/2018/wordml" xmlns:w16du="http://schemas.microsoft.com/office/word/2023/wordml/word16du" xmlns:w16sdtdh="http://schemas.microsoft.com/office/word/2020/wordml/sdtdatahash" xmlns:w16sdtfl="http://schemas.microsoft.com/office/word/2024/wordml/sdtformatlock" xmlns:w16se="http://schemas.microsoft.com/office/word/2015/wordml/symex" xmlns:wpg="http://schemas.microsoft.com/office/word/2010/wordprocessingGroup" xmlns:wpi="http://schemas.microsoft.com/office/word/2010/wordprocessingInk" xmlns:wne="http://schemas.microsoft.com/office/word/2006/wordml" xmlns:wps="http://schemas.microsoft.com/office/word/2010/wordprocessingShape" mc:Ignorable="w14 w15 w16se w16cid w16 w16cex w16sdtdh w16sdtfl w16du wp14">
+  <w:footnote w:type="separator" w:id="-1">
+    <w:p>
+      <w:r>
+        <w:separator/>
+      </w:r>
+    </w:p>
+  </w:footnote>
+  <w:footnote w:type="continuationSeparator" w:id="0">
+    <w:p>
+      <w:r>
+        <w:continuationSeparator/>
+      </w:r>
+    </w:p>
+  </w:footnote>
+</w:footnotes>
+</file>
+
 <file path=word/header1.xml><?xml version="1.0" encoding="utf-8"?>
 <w:hdr xmlns:wpc="http://schemas.microsoft.com/office/word/2010/wordprocessingCanvas" xmlns:cx="http://schemas.microsoft.com/office/drawing/2014/chartex" xmlns:cx1="http://schemas.microsoft.com/office/drawing/2015/9/8/chartex" xmlns:cx2="http://schemas.microsoft.com/office/drawing/2015/10/21/chartex" xmlns:cx3="http://schemas.microsoft.com/office/drawing/2016/5/9/chartex" xmlns:cx4="http://schemas.microsoft.com/office/drawing/2016/5/10/chartex" xmlns:cx5="http://schemas.microsoft.com/office/drawing/2016/5/11/chartex" xmlns:cx6="http://schemas.microsoft.com/office/drawing/2016/5/12/chartex" xmlns:cx7="http://schemas.microsoft.com/office/drawing/2016/5/13/chartex" xmlns:cx8="http://schemas.microsoft.com/office/drawing/2016/5/14/chartex" xmlns:mc="http://schemas.openxmlformats.org/markup-compatibility/2006" xmlns:aink="http://schemas.microsoft.com/office/drawing/2016/ink" xmlns:am3d="http://schemas.microsoft.com/office/drawing/2017/model3d" xmlns:o="urn:schemas-microsoft-com:office:office" xmlns:oel="http://schemas.microsoft.com/office/2019/extlst" xmlns:r="http://schemas.openxmlformats.org/officeDocument/2006/relationships" xmlns:m="http://schemas.openxmlformats.org/officeDocument/2006/math" xmlns:v="urn:schemas-microsoft-com:vml" xmlns:wp14="http://schemas.microsoft.com/office/word/2010/wordprocessingDrawing" xmlns:wp="http://schemas.openxmlformats.org/drawingml/2006/wordprocessingDrawing" xmlns:w10="urn:schemas-microsoft-com:office:word" xmlns:w="http://schemas.openxmlformats.org/wordprocessingml/2006/main" xmlns:w14="http://schemas.microsoft.com/office/word/2010/wordml" xmlns:w15="http://schemas.microsoft.com/office/word/2012/wordml" xmlns:w16cex="http://schemas.microsoft.com/office/word/2018/wordml/cex" xmlns:w16cid="http://schemas.microsoft.com/office/word/2016/wordml/cid" xmlns:w16="http://schemas.microsoft.com/office/word/2018/wordml" xmlns:w16du="http://schemas.microsoft.com/office/word/2023/wordml/word16du" xmlns:w16sdtdh="http://schemas.microsoft.com/office/word/2020/wordml/sdtdatahash" xmlns:w16sdtfl="http://schemas.microsoft.com/office/word/2024/wordml/sdtformatlock" xmlns:w16se="http://schemas.microsoft.com/office/word/2015/wordml/symex" xmlns:wpg="http://schemas.microsoft.com/office/word/2010/wordprocessingGroup" xmlns:wpi="http://schemas.microsoft.com/office/word/2010/wordprocessingInk" xmlns:wne="http://schemas.microsoft.com/office/word/2006/wordml" xmlns:wps="http://schemas.microsoft.com/office/word/2010/wordprocessingShape" mc:Ignorable="w14 w15 w16se w16cid w16 w16cex w16sdtdh w16sdtfl w16du wp14">
   <w:p>
@@ -893,7 +889,7 @@
         <w:lang w:val="en-GB" w:eastAsia="en-GB"/>
       </w:rPr>
       <w:drawing>
-        <wp:anchor distT="0" distB="0" distL="114300" distR="114300" simplePos="0" relativeHeight="251659264" behindDoc="0" locked="0" layoutInCell="1" allowOverlap="1" wp14:anchorId="56496717" wp14:editId="5904C9A0">
+        <wp:anchor distT="0" distB="0" distL="114300" distR="114300" simplePos="0" relativeHeight="251656704" behindDoc="0" locked="0" layoutInCell="1" allowOverlap="1" wp14:anchorId="56496717" wp14:editId="5904C9A0">
           <wp:simplePos x="0" y="0"/>
           <wp:positionH relativeFrom="column">
             <wp:posOffset>38100</wp:posOffset>
@@ -1007,7 +1003,7 @@
       <mc:AlternateContent>
         <mc:Choice Requires="wps">
           <w:drawing>
-            <wp:anchor distT="0" distB="0" distL="114300" distR="114300" simplePos="0" relativeHeight="251660288" behindDoc="0" locked="0" layoutInCell="1" allowOverlap="1" wp14:anchorId="27B7EB06" wp14:editId="55C00E3C">
+            <wp:anchor distT="0" distB="0" distL="114300" distR="114300" simplePos="0" relativeHeight="251658752" behindDoc="0" locked="0" layoutInCell="1" allowOverlap="1" wp14:anchorId="27B7EB06" wp14:editId="55C00E3C">
               <wp:simplePos x="0" y="0"/>
               <wp:positionH relativeFrom="column">
                 <wp:posOffset>1905</wp:posOffset>
@@ -2104,6 +2100,7 @@
   <w:style w:type="character" w:default="1" w:styleId="DefaultParagraphFont">
     <w:name w:val="Default Paragraph Font"/>
     <w:uiPriority w:val="1"/>
+    <w:semiHidden/>
     <w:unhideWhenUsed/>
   </w:style>
   <w:style w:type="table" w:default="1" w:styleId="TableNormal">
